--- a/it-pm-project-materials-en/Workshop_prompts.docx
+++ b/it-pm-project-materials-en/Workshop_prompts.docx
@@ -151,7 +151,7 @@
           <w:rFonts w:ascii="Consolas" w:hAnsi="Consolas"/>
           <w:sz w:val="20"/>
         </w:rPr>
-        <w:t>Save the result as Pilot feedback analysis</w:t>
+        <w:t>Save the result as Pilot feedback analysis in docx format.</w:t>
         <w:br/>
       </w:r>
       <w:r>
@@ -174,7 +174,7 @@
         <w:pStyle w:val="Heading3"/>
       </w:pPr>
       <w:r>
-        <w:t>4. Demo 1 · Iteration: a section on the second release</w:t>
+        <w:t>4. Demo 1 · Iteration: what to fix before production</w:t>
       </w:r>
     </w:p>
     <w:p>
@@ -208,7 +208,7 @@
           <w:rFonts w:ascii="Consolas" w:hAnsi="Consolas"/>
           <w:sz w:val="20"/>
         </w:rPr>
-        <w:t>Now open the quotes from the inference vendors (the Excel with prices and terms).</w:t>
+        <w:t>Open the quotes from the inference vendors (the Excel with prices and terms).</w:t>
         <w:br/>
       </w:r>
       <w:r>
@@ -270,7 +270,7 @@
           <w:rFonts w:ascii="Consolas" w:hAnsi="Consolas"/>
           <w:sz w:val="20"/>
         </w:rPr>
-        <w:t>Save it as a new file called Vendor_comparison_2026-06.xlsx. Don't touch the original file.</w:t>
+        <w:t>Save it as a new file called Vendor_comparison_2026-06.xlsx.</w:t>
         <w:br/>
       </w:r>
       <w:r>
@@ -454,7 +454,7 @@
           <w:rFonts w:ascii="Consolas" w:hAnsi="Consolas"/>
           <w:sz w:val="20"/>
         </w:rPr>
-        <w:t>Draft an email to the client with our comments on the contract. For every critical clause, give its current wording, our preferred wording, and the rationale for the change we're asking for. The document should be ready to send to this client as-is.</w:t>
+        <w:t>Draft an email to the client with our comments on the contract. For every critical clause, give its current wording, our preferred wording, and the rationale for the change we're asking for. The document should be ready to send to this client as-is. Save it in MS Word format.</w:t>
       </w:r>
     </w:p>
     <w:p>
@@ -814,112 +814,7 @@
         <w:pStyle w:val="Heading3"/>
       </w:pPr>
       <w:r>
-        <w:t>14. Block 9 · Create the lawyer role</w:t>
-      </w:r>
-    </w:p>
-    <w:p>
-      <w:pPr>
-        <w:shd w:val="clear" w:fill="F2F2F2"/>
-        <w:ind w:left="120"/>
-      </w:pPr>
-      <w:r>
-        <w:rPr>
-          <w:rFonts w:ascii="Consolas" w:hAnsi="Consolas"/>
-          <w:sz w:val="20"/>
-        </w:rPr>
-        <w:t>Create a lawyer role for our project.</w:t>
-      </w:r>
-    </w:p>
-    <w:p>
-      <w:pPr>
-        <w:pStyle w:val="Heading3"/>
-      </w:pPr>
-      <w:r>
-        <w:t>15. Block 9 · Summon the lawyer</w:t>
-      </w:r>
-    </w:p>
-    <w:p>
-      <w:pPr>
-        <w:shd w:val="clear" w:fill="F2F2F2"/>
-        <w:ind w:left="120"/>
-      </w:pPr>
-      <w:r>
-        <w:rPr>
-          <w:rFonts w:ascii="Consolas" w:hAnsi="Consolas"/>
-          <w:sz w:val="20"/>
-        </w:rPr>
-        <w:t>Work in the role of the lawyer. Confirm, and briefly tell me what we already have on record on the legal side.</w:t>
-      </w:r>
-    </w:p>
-    <w:p>
-      <w:pPr>
-        <w:pStyle w:val="Heading3"/>
-      </w:pPr>
-      <w:r>
-        <w:t>16. Block 9 · Question for the lawyer: three risks</w:t>
-      </w:r>
-    </w:p>
-    <w:p>
-      <w:pPr>
-        <w:shd w:val="clear" w:fill="F2F2F2"/>
-        <w:ind w:left="120"/>
-      </w:pPr>
-      <w:r>
-        <w:rPr>
-          <w:rFonts w:ascii="Consolas" w:hAnsi="Consolas"/>
-          <w:sz w:val="20"/>
-        </w:rPr>
-        <w:t>Name the three most serious legal risks we currently have on the project, and where each one comes from (a contract clause or a document).</w:t>
-      </w:r>
-    </w:p>
-    <w:p>
-      <w:pPr>
-        <w:pStyle w:val="Heading3"/>
-      </w:pPr>
-      <w:r>
-        <w:t>17. Block 9 · Task for the lawyer: questions for Orbita</w:t>
-      </w:r>
-    </w:p>
-    <w:p>
-      <w:pPr>
-        <w:shd w:val="clear" w:fill="F2F2F2"/>
-        <w:ind w:left="120"/>
-      </w:pPr>
-      <w:r>
-        <w:rPr>
-          <w:rFonts w:ascii="Consolas" w:hAnsi="Consolas"/>
-          <w:sz w:val="20"/>
-        </w:rPr>
-        <w:t>On the second client in the pipeline — Orbita — the client is ready to talk but hasn't sent a contract yet. Prepare a list of 10 questions and items we need to check and discuss with the client BEFORE signing a contract. Build on the risks we already identified on Hermes — let's not step on the same rake twice. Save the result to Orbita_questions.md.</w:t>
-      </w:r>
-    </w:p>
-    <w:p>
-      <w:pPr>
-        <w:pStyle w:val="Heading3"/>
-      </w:pPr>
-      <w:r>
-        <w:t>18. Block 9 · Reminder to check Orbita's contract</w:t>
-      </w:r>
-    </w:p>
-    <w:p>
-      <w:pPr>
-        <w:shd w:val="clear" w:fill="F2F2F2"/>
-        <w:ind w:left="120"/>
-      </w:pPr>
-      <w:r>
-        <w:rPr>
-          <w:rFonts w:ascii="Consolas" w:hAnsi="Consolas"/>
-          <w:sz w:val="20"/>
-        </w:rPr>
-        <w:t>When the contract arrives from this counterparty, we mustn't forget to check it against these points.</w:t>
-      </w:r>
-    </w:p>
-    <w:p>
-      <w:pPr>
-        <w:pStyle w:val="Heading3"/>
-      </w:pPr>
-      <w:r>
-        <w:t>19. Block 9 · Create the finance role</w:t>
+        <w:t>14. Block 9 · Create the finance role</w:t>
       </w:r>
     </w:p>
     <w:p>
@@ -940,7 +835,7 @@
         <w:pStyle w:val="Heading3"/>
       </w:pPr>
       <w:r>
-        <w:t>20. Block 9 · Question for the finance lead: the norms</w:t>
+        <w:t>15. Block 9 · Question for the finance lead: the norms</w:t>
       </w:r>
     </w:p>
     <w:p>
@@ -953,7 +848,7 @@
           <w:rFonts w:ascii="Consolas" w:hAnsi="Consolas"/>
           <w:sz w:val="20"/>
         </w:rPr>
-        <w:t>Work in the role of the finance lead. What's our target gross margin on a project, and the minimum client prepayment at the start? And does Hermes fit inside those bounds, given the data already in the project?</w:t>
+        <w:t>We're working in the role of the finance lead. What's our target gross margin on a project, and the minimum client prepayment at the start? And does Hermes fit inside those bounds, given the data already in the project?</w:t>
       </w:r>
     </w:p>
     <w:p>
@@ -961,7 +856,7 @@
         <w:pStyle w:val="Heading3"/>
       </w:pPr>
       <w:r>
-        <w:t>21. Block 9 · Task for the finance lead: the project's financial profile</w:t>
+        <w:t>16. Block 9 · Task for the finance lead: the project's financial profile</w:t>
       </w:r>
     </w:p>
     <w:p>
@@ -997,7 +892,7 @@
         <w:pStyle w:val="Heading3"/>
       </w:pPr>
       <w:r>
-        <w:t>22. Block 10 · Claude in Chrome: scouting Orbita</w:t>
+        <w:t>17. Block 10 · Claude in Chrome: scouting Orbita</w:t>
       </w:r>
     </w:p>
     <w:p>
@@ -1073,58 +968,7 @@
         <w:pStyle w:val="Heading3"/>
       </w:pPr>
       <w:r>
-        <w:t>23. Block 10 · Remember the lead dossier</w:t>
-      </w:r>
-    </w:p>
-    <w:p>
-      <w:pPr>
-        <w:shd w:val="clear" w:fill="F2F2F2"/>
-        <w:ind w:left="120"/>
-      </w:pPr>
-      <w:r>
-        <w:rPr>
-          <w:rFonts w:ascii="Consolas" w:hAnsi="Consolas"/>
-          <w:sz w:val="20"/>
-        </w:rPr>
-        <w:t>Here's a dossier on the company Orbita — I pulled it from open sources via Claude in Chrome:</w:t>
-        <w:br/>
-      </w:r>
-      <w:r>
-        <w:rPr>
-          <w:rFonts w:ascii="Consolas" w:hAnsi="Consolas"/>
-          <w:sz w:val="20"/>
-        </w:rPr>
-        <w:br/>
-      </w:r>
-      <w:r>
-        <w:rPr>
-          <w:rFonts w:ascii="Consolas" w:hAnsi="Consolas"/>
-          <w:sz w:val="20"/>
-        </w:rPr>
-        <w:t>[I paste the overview text from the side panel here]</w:t>
-        <w:br/>
-      </w:r>
-      <w:r>
-        <w:rPr>
-          <w:rFonts w:ascii="Consolas" w:hAnsi="Consolas"/>
-          <w:sz w:val="20"/>
-        </w:rPr>
-        <w:br/>
-      </w:r>
-      <w:r>
-        <w:rPr>
-          <w:rFonts w:ascii="Consolas" w:hAnsi="Consolas"/>
-          <w:sz w:val="20"/>
-        </w:rPr>
-        <w:t>Remember this as knowledge about a lead client — it'll come in handy when we prepare the proposal and scope the Orbita project.</w:t>
-      </w:r>
-    </w:p>
-    <w:p>
-      <w:pPr>
-        <w:pStyle w:val="Heading3"/>
-      </w:pPr>
-      <w:r>
-        <w:t>24. Block 11 · Scheduled task: competitor monitoring</w:t>
+        <w:t>18. Block 11 · Scheduled task: competitor monitoring</w:t>
       </w:r>
     </w:p>
     <w:p>
@@ -1269,7 +1113,7 @@
           <w:rFonts w:ascii="Consolas" w:hAnsi="Consolas"/>
           <w:sz w:val="20"/>
         </w:rPr>
-        <w:t>IMPORTANT: mode is Ask before acting — but don't ask permission to move between sites; permission is only needed if you're about to log in or click "buy".</w:t>
+        <w:t>IMPORTANT: don't ask permission to move between sites — permission is only needed if you're about to log in or click "buy".</w:t>
       </w:r>
     </w:p>
     <w:p>
@@ -1277,7 +1121,7 @@
         <w:pStyle w:val="Heading3"/>
       </w:pPr>
       <w:r>
-        <w:t>25. Block 12 · Onboarding pack for the new PM</w:t>
+        <w:t>19. Block 12 · Onboarding pack for the new PM</w:t>
       </w:r>
     </w:p>
     <w:p>
@@ -1298,7 +1142,7 @@
         <w:pStyle w:val="Heading3"/>
       </w:pPr>
       <w:r>
-        <w:t>26. Block 12 · Joining the project as the new hire</w:t>
+        <w:t>20. Block 12 · Joining the project as the new hire</w:t>
       </w:r>
     </w:p>
     <w:p>
@@ -1311,7 +1155,7 @@
           <w:rFonts w:ascii="Consolas" w:hAnsi="Consolas"/>
           <w:sz w:val="20"/>
         </w:rPr>
-        <w:t>Process this onboarding material — I'm the new project manager on project Hermes at the Evo-ai studio, and I'm starting today. Turn it into my working knowledge and tell me briefly: what stage we're at, what decisions have already been made, what's on my plate.</w:t>
+        <w:t>Process this onboarding material — I'm the new project manager on project Hermes at the Evo-ai studio, and I'm starting today. Turn it into my working knowledge and tell me briefly: what stage we're at, what decisions have already been made, what's on my plate. I've put the file in input.</w:t>
       </w:r>
     </w:p>
     <w:p>
@@ -1319,7 +1163,7 @@
         <w:pStyle w:val="Heading3"/>
       </w:pPr>
       <w:r>
-        <w:t>27. Block 14 · Landing page: hunting for pearls</w:t>
+        <w:t>21. Block 13 · Landing page: hunting for pearls</w:t>
       </w:r>
     </w:p>
     <w:p>
@@ -1385,7 +1229,7 @@
         <w:pStyle w:val="Heading3"/>
       </w:pPr>
       <w:r>
-        <w:t>28. Block 14 · Landing page: build the page</w:t>
+        <w:t>22. Block 13 · Landing page: build the page</w:t>
       </w:r>
     </w:p>
     <w:p>
@@ -1398,7 +1242,7 @@
           <w:rFonts w:ascii="Consolas" w:hAnsi="Consolas"/>
           <w:sz w:val="20"/>
         </w:rPr>
-        <w:t>Great, go build it. The visuals from the deck — pull them out and use the ones that genuinely make the page stronger (not all of them). Make it a one-page site as **a single file that opens with a double click in a browser**, no elaborate technical scaffolding. Styling and fonts — per our brand. Save it to output/drafts/landing/, with the visuals alongside it, in the same folder.</w:t>
+        <w:t>Great, go build it. The visuals from the deck — pull them out and use the ones that genuinely make the page stronger (not all of them).</w:t>
         <w:br/>
       </w:r>
       <w:r>
